--- a/docs/submission/13 - Thong tin du an.docx
+++ b/docs/submission/13 - Thong tin du an.docx
@@ -235,7 +235,109 @@
           </w:p>
         </w:tc>
       </w:tr>
+      <w:tr>
+        <w:tc>
+          <w:p>
+            <w:r>
+              <w:t xml:space="preserve">Member</w:t>
+            </w:r>
+          </w:p>
+        </w:tc>
+        <w:tc>
+          <w:p>
+            <w:r>
+              <w:t xml:space="preserve">demo.user1@emesoft.net</w:t>
+            </w:r>
+          </w:p>
+        </w:tc>
+        <w:tc>
+          <w:p>
+            <w:r>
+              <w:t xml:space="preserve">Demo@123</w:t>
+            </w:r>
+          </w:p>
+        </w:tc>
+      </w:tr>
     </w:tbl>
+    <w:p>
+      <w:pPr/>
+      <w:r>
+        <w:rPr/>
+        <w:t xml:space="preserve">Dùng tài khoản nào cho việc gì:</w:t>
+      </w:r>
+    </w:p>
+    <w:tbl>
+      <w:tblPr>
+        <w:tblW w:w="8306" w:type="dxa"/>
+        <w:tblBorders>
+          <w:top w:val="single" w:sz="4"/>
+          <w:left w:val="single" w:sz="4"/>
+          <w:bottom w:val="single" w:sz="4"/>
+          <w:right w:val="single" w:sz="4"/>
+          <w:insideH w:val="single" w:sz="4"/>
+          <w:insideV w:val="single" w:sz="4"/>
+        </w:tblBorders>
+      </w:tblPr>
+      <w:tblGrid>
+        <w:gridCol w:w="4153"/>
+        <w:gridCol w:w="4153"/>
+      </w:tblGrid>
+      <w:tr>
+        <w:tc>
+          <w:p>
+            <w:r>
+              <w:t xml:space="preserve">Xem thứ gì</w:t>
+            </w:r>
+          </w:p>
+        </w:tc>
+        <w:tc>
+          <w:p>
+            <w:r>
+              <w:t xml:space="preserve">Đăng nhập bằng</w:t>
+            </w:r>
+          </w:p>
+        </w:tc>
+      </w:tr>
+      <w:tr>
+        <w:tc>
+          <w:p>
+            <w:r>
+              <w:t xml:space="preserve">Integrations, Claude credential dùng chung, User Management, audit log</w:t>
+            </w:r>
+          </w:p>
+        </w:tc>
+        <w:tc>
+          <w:p>
+            <w:r>
+              <w:t xml:space="preserve">Admin — những màn này yêu cầu role admin</w:t>
+            </w:r>
+          </w:p>
+        </w:tc>
+      </w:tr>
+      <w:tr>
+        <w:tc>
+          <w:p>
+            <w:r>
+              <w:t xml:space="preserve">Project riêng của một thành viên, clone project từ shared namespace, credential Claude cá nhân</w:t>
+            </w:r>
+          </w:p>
+        </w:tc>
+        <w:tc>
+          <w:p>
+            <w:r>
+              <w:t xml:space="preserve">Member — đúng góc nhìn của một QC/QA</w:t>
+            </w:r>
+          </w:p>
+        </w:tc>
+      </w:tr>
+    </w:tbl>
+    <w:p>
+      <w:pPr/>
+      <w:r>
+        <w:rPr/>
+        <w:t xml:space="preserve">Cả hai tài khoản dùng chung một đường đăng nhập ở EmeHub và đều mở được Q-Agent mà không phải đăng nhập lại.</w:t>
+      </w:r>
+    </w:p>
     <w:sectPr>
       <w:pgSz w:w="11906" w:h="16838"/>
       <w:pgMar w:top="1440" w:right="1800" w:bottom="1440" w:left="1800"/>

--- a/docs/submission/13 - Thong tin du an.docx
+++ b/docs/submission/13 - Thong tin du an.docx
@@ -263,7 +263,133 @@
       <w:pPr/>
       <w:r>
         <w:rPr/>
-        <w:t xml:space="preserve">Dùng tài khoản nào cho việc gì:</w:t>
+        <w:t xml:space="preserve">Cả hai tài khoản dùng chung một đường đăng nhập ở EmeHub và đều mở được Q-Agent mà không phải đăng nhập lại.</w:t>
+      </w:r>
+    </w:p>
+    <w:p>
+      <w:pPr>
+        <w:pBdr/>
+      </w:pPr>
+    </w:p>
+    <w:p>
+      <w:pPr>
+        <w:pStyle w:val="Heading2"/>
+      </w:pPr>
+      <w:r>
+        <w:rPr>
+          <w:b/>
+          <w:sz w:val="32"/>
+        </w:rPr>
+        <w:t xml:space="preserve">3. Source code</w:t>
+      </w:r>
+    </w:p>
+    <w:tbl>
+      <w:tblPr>
+        <w:tblW w:w="8304" w:type="dxa"/>
+        <w:tblBorders>
+          <w:top w:val="single" w:sz="4"/>
+          <w:left w:val="single" w:sz="4"/>
+          <w:bottom w:val="single" w:sz="4"/>
+          <w:right w:val="single" w:sz="4"/>
+          <w:insideH w:val="single" w:sz="4"/>
+          <w:insideV w:val="single" w:sz="4"/>
+        </w:tblBorders>
+      </w:tblPr>
+      <w:tblGrid>
+        <w:gridCol w:w="2768"/>
+        <w:gridCol w:w="2768"/>
+        <w:gridCol w:w="2768"/>
+      </w:tblGrid>
+      <w:tr>
+        <w:tc>
+          <w:p>
+            <w:r>
+              <w:t xml:space="preserve">Repository</w:t>
+            </w:r>
+          </w:p>
+        </w:tc>
+        <w:tc>
+          <w:p>
+            <w:r>
+              <w:t xml:space="preserve">Ứng dụng</w:t>
+            </w:r>
+          </w:p>
+        </w:tc>
+        <w:tc>
+          <w:p>
+            <w:r>
+              <w:t xml:space="preserve">Trạng thái</w:t>
+            </w:r>
+          </w:p>
+        </w:tc>
+      </w:tr>
+      <w:tr>
+        <w:tc>
+          <w:p>
+            <w:r>
+              <w:t xml:space="preserve">chuongnd2612/emehub (https://github.com/chuongnd2612/emehub)</w:t>
+            </w:r>
+          </w:p>
+        </w:tc>
+        <w:tc>
+          <w:p>
+            <w:r>
+              <w:t xml:space="preserve">EmeHub — hub: identity, credential, project, knowledge base</w:t>
+            </w:r>
+          </w:p>
+        </w:tc>
+        <w:tc>
+          <w:p>
+            <w:r>
+              <w:t xml:space="preserve">Public · branch master</w:t>
+            </w:r>
+          </w:p>
+        </w:tc>
+      </w:tr>
+      <w:tr>
+        <w:tc>
+          <w:p>
+            <w:r>
+              <w:t xml:space="preserve">chuongnd2612/q-agent (https://github.com/chuongnd2612/q-agent)</w:t>
+            </w:r>
+          </w:p>
+        </w:tc>
+        <w:tc>
+          <w:p>
+            <w:r>
+              <w:t xml:space="preserve">Q-Agent — agent cho QC/QA</w:t>
+            </w:r>
+          </w:p>
+        </w:tc>
+        <w:tc>
+          <w:p>
+            <w:r>
+              <w:t xml:space="preserve">Public · branch master</w:t>
+            </w:r>
+          </w:p>
+        </w:tc>
+      </w:tr>
+    </w:tbl>
+    <w:p>
+      <w:pPr/>
+      <w:r>
+        <w:t xml:space="preserve">Hai repository tách nhau và tích hợp qua HTTP, không phải monorepo — contract giữa chúng là một tài liệu thật, </w:t>
+      </w:r>
+      <w:r>
+        <w:rPr>
+          <w:rFonts w:ascii="Consolas" w:hAnsi="Consolas"/>
+        </w:rPr>
+        <w:t xml:space="preserve">docs/INTEGRATION.md</w:t>
+      </w:r>
+      <w:r>
+        <w:t xml:space="preserve"> trong repo hub.</w:t>
+      </w:r>
+    </w:p>
+    <w:p>
+      <w:pPr/>
+      <w:r>
+        <w:rPr/>
+        <w:t xml:space="preserve">Điểm vào khi đọc code:</w:t>
       </w:r>
     </w:p>
     <w:tbl>
@@ -286,56 +412,163 @@
         <w:tc>
           <w:p>
             <w:r>
-              <w:t xml:space="preserve">Xem thứ gì</w:t>
-            </w:r>
-          </w:p>
-        </w:tc>
-        <w:tc>
-          <w:p>
-            <w:r>
-              <w:t xml:space="preserve">Đăng nhập bằng</w:t>
-            </w:r>
-          </w:p>
-        </w:tc>
-      </w:tr>
-      <w:tr>
-        <w:tc>
-          <w:p>
-            <w:r>
-              <w:t xml:space="preserve">Integrations, Claude credential dùng chung, User Management, audit log</w:t>
-            </w:r>
-          </w:p>
-        </w:tc>
-        <w:tc>
-          <w:p>
-            <w:r>
-              <w:t xml:space="preserve">Admin — những màn này yêu cầu role admin</w:t>
-            </w:r>
-          </w:p>
-        </w:tc>
-      </w:tr>
-      <w:tr>
-        <w:tc>
-          <w:p>
-            <w:r>
-              <w:t xml:space="preserve">Project riêng của một thành viên, clone project từ shared namespace, credential Claude cá nhân</w:t>
-            </w:r>
-          </w:p>
-        </w:tc>
-        <w:tc>
-          <w:p>
-            <w:r>
-              <w:t xml:space="preserve">Member — đúng góc nhìn của một QC/QA</w:t>
+              <w:t xml:space="preserve">Muốn xem</w:t>
+            </w:r>
+          </w:p>
+        </w:tc>
+        <w:tc>
+          <w:p>
+            <w:r>
+              <w:t xml:space="preserve">Ở đâu</w:t>
+            </w:r>
+          </w:p>
+        </w:tc>
+      </w:tr>
+      <w:tr>
+        <w:tc>
+          <w:p>
+            <w:r>
+              <w:t xml:space="preserve">Bộ tài liệu dự thi</w:t>
+            </w:r>
+          </w:p>
+        </w:tc>
+        <w:tc>
+          <w:p>
+            <w:r>
+              <w:t xml:space="preserve">emehub/docs/product/</w:t>
+            </w:r>
+          </w:p>
+        </w:tc>
+      </w:tr>
+      <w:tr>
+        <w:tc>
+          <w:p>
+            <w:r>
+              <w:t xml:space="preserve">Quyết định kiến trúc kèm lý do</w:t>
+            </w:r>
+          </w:p>
+        </w:tc>
+        <w:tc>
+          <w:p>
+            <w:r>
+              <w:t xml:space="preserve">emehub/docs/adr/</w:t>
+            </w:r>
+          </w:p>
+        </w:tc>
+      </w:tr>
+      <w:tr>
+        <w:tc>
+          <w:p>
+            <w:r>
+              <w:t xml:space="preserve">Contract giữa hub và agent</w:t>
+            </w:r>
+          </w:p>
+        </w:tc>
+        <w:tc>
+          <w:p>
+            <w:r>
+              <w:t xml:space="preserve">emehub/docs/INTEGRATION.md</w:t>
+            </w:r>
+          </w:p>
+        </w:tc>
+      </w:tr>
+      <w:tr>
+        <w:tc>
+          <w:p>
+            <w:r>
+              <w:t xml:space="preserve">Backend hub (FastAPI)</w:t>
+            </w:r>
+          </w:p>
+        </w:tc>
+        <w:tc>
+          <w:p>
+            <w:r>
+              <w:t xml:space="preserve">emehub/api/app/</w:t>
+            </w:r>
+          </w:p>
+        </w:tc>
+      </w:tr>
+      <w:tr>
+        <w:tc>
+          <w:p>
+            <w:r>
+              <w:t xml:space="preserve">Frontend hub (React)</w:t>
+            </w:r>
+          </w:p>
+        </w:tc>
+        <w:tc>
+          <w:p>
+            <w:r>
+              <w:t xml:space="preserve">emehub/app/src/</w:t>
+            </w:r>
+          </w:p>
+        </w:tc>
+      </w:tr>
+      <w:tr>
+        <w:tc>
+          <w:p>
+            <w:r>
+              <w:t xml:space="preserve">Skill của Q-Agent</w:t>
+            </w:r>
+          </w:p>
+        </w:tc>
+        <w:tc>
+          <w:p>
+            <w:r>
+              <w:t xml:space="preserve">q-agent/skills/</w:t>
             </w:r>
           </w:p>
         </w:tc>
       </w:tr>
     </w:tbl>
     <w:p>
-      <w:pPr/>
-      <w:r>
-        <w:rPr/>
-        <w:t xml:space="preserve">Cả hai tài khoản dùng chung một đường đăng nhập ở EmeHub và đều mở được Q-Agent mà không phải đăng nhập lại.</w:t>
+      <w:pPr>
+        <w:ind w:left="720"/>
+      </w:pPr>
+      <w:r>
+        <w:rPr>
+          <w:i/>
+        </w:rPr>
+        <w:t xml:space="preserve">Repo của </w:t>
+      </w:r>
+      <w:r>
+        <w:rPr>
+          <w:b/>
+          <w:i/>
+        </w:rPr>
+        <w:t xml:space="preserve">D-Agent</w:t>
+      </w:r>
+      <w:r>
+        <w:rPr>
+          <w:i/>
+        </w:rPr>
+        <w:t xml:space="preserve"> (</w:t>
+      </w:r>
+      <w:r>
+        <w:rPr>
+          <w:rFonts w:ascii="Consolas" w:hAnsi="Consolas"/>
+          <w:i/>
+        </w:rPr>
+        <w:t xml:space="preserve">DaoLinh98/ticket-executor</w:t>
+      </w:r>
+      <w:r>
+        <w:rPr>
+          <w:i/>
+        </w:rPr>
+        <w:t xml:space="preserve">) đang private và </w:t>
+      </w:r>
+      <w:r>
+        <w:rPr>
+          <w:b/>
+          <w:i/>
+        </w:rPr>
+        <w:t xml:space="preserve">không nằm trong scope bản dự thi</w:t>
+      </w:r>
+      <w:r>
+        <w:rPr>
+          <w:i/>
+        </w:rPr>
+        <w:t xml:space="preserve"> — D-Agent là ví dụ về agent tương lai gắn vào cùng contract, không phải ứng dụng thứ ba đang chạy.</w:t>
       </w:r>
     </w:p>
     <w:sectPr>

--- a/docs/submission/13 - Thong tin du an.docx
+++ b/docs/submission/13 - Thong tin du an.docx
@@ -521,56 +521,6 @@
         </w:tc>
       </w:tr>
     </w:tbl>
-    <w:p>
-      <w:pPr>
-        <w:ind w:left="720"/>
-      </w:pPr>
-      <w:r>
-        <w:rPr>
-          <w:i/>
-        </w:rPr>
-        <w:t xml:space="preserve">Repo của </w:t>
-      </w:r>
-      <w:r>
-        <w:rPr>
-          <w:b/>
-          <w:i/>
-        </w:rPr>
-        <w:t xml:space="preserve">D-Agent</w:t>
-      </w:r>
-      <w:r>
-        <w:rPr>
-          <w:i/>
-        </w:rPr>
-        <w:t xml:space="preserve"> (</w:t>
-      </w:r>
-      <w:r>
-        <w:rPr>
-          <w:rFonts w:ascii="Consolas" w:hAnsi="Consolas"/>
-          <w:i/>
-        </w:rPr>
-        <w:t xml:space="preserve">DaoLinh98/ticket-executor</w:t>
-      </w:r>
-      <w:r>
-        <w:rPr>
-          <w:i/>
-        </w:rPr>
-        <w:t xml:space="preserve">) đang private và </w:t>
-      </w:r>
-      <w:r>
-        <w:rPr>
-          <w:b/>
-          <w:i/>
-        </w:rPr>
-        <w:t xml:space="preserve">không nằm trong scope bản dự thi</w:t>
-      </w:r>
-      <w:r>
-        <w:rPr>
-          <w:i/>
-        </w:rPr>
-        <w:t xml:space="preserve"> — D-Agent là ví dụ về agent tương lai gắn vào cùng contract, không phải ứng dụng thứ ba đang chạy.</w:t>
-      </w:r>
-    </w:p>
     <w:sectPr>
       <w:pgSz w:w="11906" w:h="16838"/>
       <w:pgMar w:top="1440" w:right="1800" w:bottom="1440" w:left="1800"/>
